--- a/www/content/abdomen-pelvis/Pudendal nerve.docx
+++ b/www/content/abdomen-pelvis/Pudendal nerve.docx
@@ -91,6 +91,29 @@
       </w:r>
     </w:p>
     <w:p>
+      <w:r>
+        <w:rPr>
+          <w:noProof/>
+        </w:rPr>
+        <w:t>[SVG]</w:t>
+      </w:r>
+      <w:r>
+        <w:t xml:space="preserve"> </w:t>
+      </w:r>
+      <w:r>
+        <w:rPr>
+          <w:noProof/>
+        </w:rPr>
+        <w:t>pudendal nerve</w:t>
+      </w:r>
+      <w:r>
+        <w:rPr>
+          <w:noProof/>
+        </w:rPr>
+        <w:t>.svg</w:t>
+      </w:r>
+    </w:p>
+    <w:p>
       <w:pPr>
         <w:pStyle w:val="Heading2"/>
       </w:pPr>
@@ -113,15 +136,7 @@
     </w:p>
     <w:p>
       <w:r>
-        <w:t xml:space="preserve">Winds around the ischial spine and </w:t>
-      </w:r>
-      <w:proofErr w:type="spellStart"/>
-      <w:r>
-        <w:t>sacrotuberous</w:t>
-      </w:r>
-      <w:proofErr w:type="spellEnd"/>
-      <w:r>
-        <w:t xml:space="preserve"> ligament </w:t>
+        <w:t xml:space="preserve">Winds around the ischial spine and sacrotuberous ligament </w:t>
       </w:r>
     </w:p>
     <w:p>
@@ -177,13 +192,7 @@
     </w:p>
     <w:p>
       <w:r>
-        <w:t xml:space="preserve">Inferior rectal nerve </w:t>
-      </w:r>
-      <w:r>
-        <w:t>arises</w:t>
-      </w:r>
-      <w:r>
-        <w:t xml:space="preserve"> here </w:t>
+        <w:t xml:space="preserve">Inferior rectal nerve arises here </w:t>
       </w:r>
     </w:p>
     <w:p>
@@ -219,7 +228,6 @@
         <w:pStyle w:val="Heading2"/>
       </w:pPr>
       <w:r>
-        <w:lastRenderedPageBreak/>
         <w:t>Branches of pudendal nerve</w:t>
       </w:r>
     </w:p>
@@ -283,21 +291,11 @@
     </w:p>
     <w:p>
       <w:r>
-        <w:t xml:space="preserve">Muscular branches - supply five muscles, superficial transverse perinei, </w:t>
-      </w:r>
-      <w:proofErr w:type="spellStart"/>
-      <w:r>
-        <w:t>bulbospongiosus</w:t>
-      </w:r>
-      <w:proofErr w:type="spellEnd"/>
-      <w:r>
-        <w:t xml:space="preserve">, ischiocavernosus, deep transverse perinei and </w:t>
-      </w:r>
-      <w:proofErr w:type="spellStart"/>
-      <w:r>
-        <w:t>spincter</w:t>
-      </w:r>
-      <w:proofErr w:type="spellEnd"/>
+        <w:t xml:space="preserve">Muscular branches - supply five muscles, superficial transverse perinei, bulbospongiosus, ischiocavernosus, deep transverse perinei and </w:t>
+      </w:r>
+      <w:r>
+        <w:t>sphincter</w:t>
+      </w:r>
       <w:r>
         <w:t xml:space="preserve"> urethrae</w:t>
       </w:r>
@@ -321,9 +319,9 @@
       </w:r>
     </w:p>
     <w:p>
-      <w:pPr>
-        <w:pStyle w:val="Heading2"/>
-      </w:pPr>
+      <w:r>
+        <w:t xml:space="preserve">[CLINICAL] </w:t>
+      </w:r>
       <w:r>
         <w:t>Pudendal Nerve Block = saddle nerve block</w:t>
       </w:r>
@@ -335,20 +333,173 @@
     </w:p>
     <w:p>
       <w:r>
-        <w:t xml:space="preserve">Earlier, the pudendal nerve block was used for perineal </w:t>
-      </w:r>
-      <w:proofErr w:type="spellStart"/>
-      <w:r>
-        <w:t>anesthesia</w:t>
-      </w:r>
-      <w:proofErr w:type="spellEnd"/>
-      <w:r>
-        <w:t xml:space="preserve"> during labour. </w:t>
-      </w:r>
-    </w:p>
-    <w:p>
-      <w:r>
-        <w:t>The nerve is infiltrated near the ischial spine by a needle passed through the vaginal wall &amp; then guided by a finger.</w:t>
+        <w:t xml:space="preserve">[WARNING] </w:t>
+      </w:r>
+      <w:r>
+        <w:t>Earlier, the pudendal nerve block was used for perineal anesthesia during labour. The nerve is infiltrated near the ischial spine by a needle passed through the vaginal wall &amp; then guided by a finger.</w:t>
+      </w:r>
+    </w:p>
+    <w:p/>
+    <w:p>
+      <w:r>
+        <w:t>____MCQ_START____</w:t>
+      </w:r>
+    </w:p>
+    <w:p>
+      <w:r>
+        <w:t>Q1. The pudendal nerve arises from:</w:t>
+      </w:r>
+      <w:r>
+        <w:br/>
+        <w:t>A. Lumbar plexus</w:t>
+      </w:r>
+      <w:r>
+        <w:br/>
+        <w:t>B. Sacral plexus (S2, S3, S4)[CORRECT]</w:t>
+      </w:r>
+      <w:r>
+        <w:br/>
+        <w:t>C. Coccygeal plexus</w:t>
+      </w:r>
+      <w:r>
+        <w:br/>
+        <w:t>D. Thoracic nerves</w:t>
+      </w:r>
+    </w:p>
+    <w:p>
+      <w:r>
+        <w:t>____</w:t>
+      </w:r>
+    </w:p>
+    <w:p>
+      <w:r>
+        <w:lastRenderedPageBreak/>
+        <w:t>Q2. The pudendal nerve exits the pelvis through:</w:t>
+      </w:r>
+      <w:r>
+        <w:br/>
+        <w:t>A. Lesser sciatic foramen</w:t>
+      </w:r>
+      <w:r>
+        <w:br/>
+        <w:t>B. Greater sciatic foramen below piriformis[CORRECT]</w:t>
+      </w:r>
+      <w:r>
+        <w:br/>
+        <w:t>C. Obturator canal</w:t>
+      </w:r>
+      <w:r>
+        <w:br/>
+        <w:t>D. Pelvic inlet</w:t>
+      </w:r>
+    </w:p>
+    <w:p>
+      <w:r>
+        <w:t>____</w:t>
+      </w:r>
+    </w:p>
+    <w:p>
+      <w:r>
+        <w:t>Q3. The inferior rectal nerve supplies:</w:t>
+      </w:r>
+      <w:r>
+        <w:br/>
+        <w:t>A. Internal anal sphincter</w:t>
+      </w:r>
+      <w:r>
+        <w:br/>
+        <w:t>B. External anal sphincter[CORRECT]</w:t>
+      </w:r>
+      <w:r>
+        <w:br/>
+        <w:t>C. Levator ani</w:t>
+      </w:r>
+      <w:r>
+        <w:br/>
+        <w:t>D. Rectus abdominis</w:t>
+      </w:r>
+    </w:p>
+    <w:p>
+      <w:r>
+        <w:t>____</w:t>
+      </w:r>
+    </w:p>
+    <w:p>
+      <w:r>
+        <w:t>Q4. The pudendal nerve travels in the perineum through:</w:t>
+      </w:r>
+      <w:r>
+        <w:br/>
+        <w:t>A. Femoral canal</w:t>
+      </w:r>
+      <w:r>
+        <w:br/>
+        <w:t>B. Obturator canal</w:t>
+      </w:r>
+      <w:r>
+        <w:br/>
+        <w:t>C. Pudendal canal (Alcock’s canal)[CORRECT]</w:t>
+      </w:r>
+      <w:r>
+        <w:br/>
+        <w:t>D. Inguinal canal</w:t>
+      </w:r>
+    </w:p>
+    <w:p>
+      <w:r>
+        <w:t>____</w:t>
+      </w:r>
+    </w:p>
+    <w:p>
+      <w:r>
+        <w:t>Q5. The terminal branches of the pudendal nerve are:</w:t>
+      </w:r>
+      <w:r>
+        <w:br/>
+        <w:t>A. Femoral and obturator nerves</w:t>
+      </w:r>
+      <w:r>
+        <w:br/>
+        <w:t>B. Perineal nerve and dorsal nerve of penis/clitoris[CORRECT]</w:t>
+      </w:r>
+      <w:r>
+        <w:br/>
+        <w:t>C. Sciatic and tibial nerves</w:t>
+      </w:r>
+      <w:r>
+        <w:br/>
+        <w:t>D. Ilioinguinal and genitofemoral nerves</w:t>
+      </w:r>
+    </w:p>
+    <w:p>
+      <w:r>
+        <w:t>____</w:t>
+      </w:r>
+    </w:p>
+    <w:p>
+      <w:r>
+        <w:t>Q6. Pudendal nerve block is performed near:</w:t>
+      </w:r>
+      <w:r>
+        <w:br/>
+        <w:t>A. Ischial tuberosity</w:t>
+      </w:r>
+      <w:r>
+        <w:br/>
+        <w:t>B. Sacral promontory</w:t>
+      </w:r>
+      <w:r>
+        <w:br/>
+        <w:t>C. Ischial spine[CORRECT]</w:t>
+      </w:r>
+      <w:r>
+        <w:br/>
+        <w:t>D. Pubic symphysis</w:t>
+      </w:r>
+    </w:p>
+    <w:p>
+      <w:r>
+        <w:t>____MCQ_END____</w:t>
       </w:r>
     </w:p>
     <w:p/>
@@ -1788,6 +1939,7 @@
   <w:style w:type="character" w:default="1" w:styleId="DefaultParagraphFont">
     <w:name w:val="Default Paragraph Font"/>
     <w:uiPriority w:val="1"/>
+    <w:semiHidden/>
     <w:unhideWhenUsed/>
   </w:style>
   <w:style w:type="table" w:default="1" w:styleId="TableNormal">
